--- a/项目代码/EdgeMI/time_cost/柱状图和饼图.docx
+++ b/项目代码/EdgeMI/time_cost/柱状图和饼图.docx
@@ -8,6 +8,12 @@
           <w:rFonts w:hint="eastAsia"/>
         </w:rPr>
       </w:pPr>
+      <w:r>
+        <w:rPr>
+          <w:rFonts w:hint="eastAsia"/>
+        </w:rPr>
+        <w:t>NameNode=1，DataNode=1：</w:t>
+      </w:r>
       <w:r>
         <w:rPr>
           <w:rFonts w:hint="eastAsia"/>
@@ -153,27 +159,87 @@
           <w:rFonts w:hint="eastAsia"/>
         </w:rPr>
       </w:pPr>
-    </w:p>
-    <w:p>
-      <w:pPr>
-        <w:rPr>
-          <w:rFonts w:hint="eastAsia"/>
-        </w:rPr>
-      </w:pPr>
-    </w:p>
-    <w:p>
-      <w:pPr>
-        <w:rPr>
-          <w:rFonts w:hint="eastAsia"/>
-        </w:rPr>
-      </w:pPr>
-    </w:p>
-    <w:p/>
-    <w:p/>
-    <w:p/>
-    <w:p/>
-    <w:p/>
-    <w:p/>
+      <w:r>
+        <w:rPr>
+          <w:rFonts w:hint="eastAsia"/>
+        </w:rPr>
+        <w:t>第 4 轮完成</w:t>
+      </w:r>
+    </w:p>
+    <w:p>
+      <w:pPr>
+        <w:rPr>
+          <w:rFonts w:hint="eastAsia"/>
+        </w:rPr>
+      </w:pPr>
+      <w:r>
+        <w:rPr>
+          <w:rFonts w:hint="eastAsia"/>
+        </w:rPr>
+        <w:t>总耗时：4.039s | 总传输耗时：0.096s</w:t>
+      </w:r>
+    </w:p>
+    <w:p>
+      <w:pPr>
+        <w:rPr>
+          <w:rFonts w:hint="eastAsia"/>
+        </w:rPr>
+      </w:pPr>
+      <w:r>
+        <w:rPr>
+          <w:rFonts w:hint="eastAsia"/>
+        </w:rPr>
+        <w:t>第 5 轮完成</w:t>
+      </w:r>
+    </w:p>
+    <w:p>
+      <w:pPr>
+        <w:rPr>
+          <w:rFonts w:hint="eastAsia"/>
+        </w:rPr>
+      </w:pPr>
+      <w:r>
+        <w:rPr>
+          <w:rFonts w:hint="eastAsia"/>
+        </w:rPr>
+        <w:t>总耗时：3.984s | 总传输耗时：0.089s</w:t>
+      </w:r>
+    </w:p>
+    <w:p>
+      <w:pPr>
+        <w:rPr>
+          <w:rFonts w:hint="eastAsia"/>
+        </w:rPr>
+      </w:pPr>
+    </w:p>
+    <w:p>
+      <w:pPr>
+        <w:rPr>
+          <w:rFonts w:hint="eastAsia"/>
+        </w:rPr>
+      </w:pPr>
+    </w:p>
+    <w:p>
+      <w:pPr>
+        <w:rPr>
+          <w:rFonts w:hint="eastAsia"/>
+        </w:rPr>
+      </w:pPr>
+    </w:p>
+    <w:p>
+      <w:pPr>
+        <w:rPr>
+          <w:rFonts w:hint="eastAsia"/>
+        </w:rPr>
+      </w:pPr>
+    </w:p>
+    <w:p>
+      <w:pPr>
+        <w:rPr>
+          <w:rFonts w:hint="eastAsia"/>
+        </w:rPr>
+      </w:pPr>
+    </w:p>
     <w:p>
       <w:pPr>
         <w:rPr>
@@ -185,10 +251,27 @@
           <w:rFonts w:hint="eastAsia"/>
         </w:rPr>
         <w:lastRenderedPageBreak/>
+        <w:t>NameNode=1，DataNode=1</w:t>
+      </w:r>
+      <w:r>
+        <w:rPr>
+          <w:rFonts w:hint="eastAsia"/>
+        </w:rPr>
+        <w:t>：</w:t>
+      </w:r>
+      <w:r>
+        <w:rPr>
+          <w:rFonts w:hint="eastAsia"/>
+        </w:rPr>
         <w:t>VGG13_OCBP_224</w:t>
       </w:r>
     </w:p>
     <w:p>
+      <w:pPr>
+        <w:rPr>
+          <w:rFonts w:hint="eastAsia"/>
+        </w:rPr>
+      </w:pPr>
       <w:r>
         <w:rPr>
           <w:noProof/>
@@ -230,16 +313,107 @@
         </w:drawing>
       </w:r>
     </w:p>
-    <w:p/>
-    <w:p/>
-    <w:p/>
-    <w:p/>
-    <w:p/>
-    <w:p/>
-    <w:p/>
-    <w:p/>
-    <w:p/>
-    <w:p/>
+    <w:p>
+      <w:pPr>
+        <w:rPr>
+          <w:rFonts w:hint="eastAsia"/>
+        </w:rPr>
+      </w:pPr>
+    </w:p>
+    <w:p>
+      <w:pPr>
+        <w:rPr>
+          <w:rFonts w:hint="eastAsia"/>
+        </w:rPr>
+      </w:pPr>
+      <w:r>
+        <w:rPr>
+          <w:rFonts w:hint="eastAsia"/>
+        </w:rPr>
+        <w:t>第 4 轮完成 (Env4)</w:t>
+      </w:r>
+    </w:p>
+    <w:p>
+      <w:pPr>
+        <w:rPr>
+          <w:rFonts w:hint="eastAsia"/>
+        </w:rPr>
+      </w:pPr>
+      <w:r>
+        <w:rPr>
+          <w:rFonts w:hint="eastAsia"/>
+        </w:rPr>
+        <w:t>本轮总耗时：1.511s | 本轮总传输耗时：0.014s</w:t>
+      </w:r>
+    </w:p>
+    <w:p>
+      <w:pPr>
+        <w:rPr>
+          <w:rFonts w:hint="eastAsia"/>
+        </w:rPr>
+      </w:pPr>
+      <w:r>
+        <w:rPr>
+          <w:rFonts w:hint="eastAsia"/>
+        </w:rPr>
+        <w:t>第 5 轮完成 (Env4)</w:t>
+      </w:r>
+    </w:p>
+    <w:p>
+      <w:pPr>
+        <w:rPr>
+          <w:rFonts w:hint="eastAsia"/>
+        </w:rPr>
+      </w:pPr>
+      <w:r>
+        <w:rPr>
+          <w:rFonts w:hint="eastAsia"/>
+        </w:rPr>
+        <w:t>本轮总耗时：1.473s | 本轮总传输耗时：0.013s</w:t>
+      </w:r>
+    </w:p>
+    <w:p>
+      <w:pPr>
+        <w:rPr>
+          <w:rFonts w:hint="eastAsia"/>
+        </w:rPr>
+      </w:pPr>
+    </w:p>
+    <w:p>
+      <w:pPr>
+        <w:rPr>
+          <w:rFonts w:hint="eastAsia"/>
+        </w:rPr>
+      </w:pPr>
+    </w:p>
+    <w:p>
+      <w:pPr>
+        <w:rPr>
+          <w:rFonts w:hint="eastAsia"/>
+        </w:rPr>
+      </w:pPr>
+    </w:p>
+    <w:p>
+      <w:pPr>
+        <w:rPr>
+          <w:rFonts w:hint="eastAsia"/>
+        </w:rPr>
+      </w:pPr>
+    </w:p>
+    <w:p>
+      <w:pPr>
+        <w:rPr>
+          <w:rFonts w:hint="eastAsia"/>
+        </w:rPr>
+      </w:pPr>
+    </w:p>
+    <w:p>
+      <w:pPr>
+        <w:rPr>
+          <w:rFonts w:hint="eastAsia"/>
+        </w:rPr>
+      </w:pPr>
+    </w:p>
     <w:p>
       <w:pPr>
         <w:rPr>

--- a/项目代码/EdgeMI/time_cost/柱状图和饼图.docx
+++ b/项目代码/EdgeMI/time_cost/柱状图和饼图.docx
@@ -43,6 +43,12 @@
           <w:rFonts w:hint="eastAsia"/>
         </w:rPr>
         <w:t>224</w:t>
+      </w:r>
+      <w:r>
+        <w:rPr>
+          <w:rFonts w:hint="eastAsia"/>
+        </w:rPr>
+        <w:t>（原论文对照组）</w:t>
       </w:r>
     </w:p>
     <w:p>
@@ -68,227 +74,6 @@
                 <pic:pic xmlns:pic="http://schemas.openxmlformats.org/drawingml/2006/picture">
                   <pic:nvPicPr>
                     <pic:cNvPr id="227470322" name=""/>
-                    <pic:cNvPicPr/>
-                  </pic:nvPicPr>
-                  <pic:blipFill>
-                    <a:blip r:embed="rId4"/>
-                    <a:stretch>
-                      <a:fillRect/>
-                    </a:stretch>
-                  </pic:blipFill>
-                  <pic:spPr>
-                    <a:xfrm>
-                      <a:off x="0" y="0"/>
-                      <a:ext cx="5274310" cy="2966720"/>
-                    </a:xfrm>
-                    <a:prstGeom prst="rect">
-                      <a:avLst/>
-                    </a:prstGeom>
-                  </pic:spPr>
-                </pic:pic>
-              </a:graphicData>
-            </a:graphic>
-          </wp:inline>
-        </w:drawing>
-      </w:r>
-    </w:p>
-    <w:p>
-      <w:pPr>
-        <w:rPr>
-          <w:rFonts w:hint="eastAsia"/>
-        </w:rPr>
-      </w:pPr>
-    </w:p>
-    <w:p>
-      <w:pPr>
-        <w:rPr>
-          <w:rFonts w:hint="eastAsia"/>
-        </w:rPr>
-      </w:pPr>
-      <w:r>
-        <w:rPr>
-          <w:noProof/>
-        </w:rPr>
-        <w:drawing>
-          <wp:inline distT="0" distB="0" distL="0" distR="0" wp14:anchorId="2F50D7AE" wp14:editId="11BA7B5A">
-            <wp:extent cx="5274310" cy="2966720"/>
-            <wp:effectExtent l="0" t="0" r="2540" b="5080"/>
-            <wp:docPr id="865881196" name="图片 1"/>
-            <wp:cNvGraphicFramePr>
-              <a:graphicFrameLocks xmlns:a="http://schemas.openxmlformats.org/drawingml/2006/main" noChangeAspect="1"/>
-            </wp:cNvGraphicFramePr>
-            <a:graphic xmlns:a="http://schemas.openxmlformats.org/drawingml/2006/main">
-              <a:graphicData uri="http://schemas.openxmlformats.org/drawingml/2006/picture">
-                <pic:pic xmlns:pic="http://schemas.openxmlformats.org/drawingml/2006/picture">
-                  <pic:nvPicPr>
-                    <pic:cNvPr id="865881196" name=""/>
-                    <pic:cNvPicPr/>
-                  </pic:nvPicPr>
-                  <pic:blipFill>
-                    <a:blip r:embed="rId5"/>
-                    <a:stretch>
-                      <a:fillRect/>
-                    </a:stretch>
-                  </pic:blipFill>
-                  <pic:spPr>
-                    <a:xfrm>
-                      <a:off x="0" y="0"/>
-                      <a:ext cx="5274310" cy="2966720"/>
-                    </a:xfrm>
-                    <a:prstGeom prst="rect">
-                      <a:avLst/>
-                    </a:prstGeom>
-                  </pic:spPr>
-                </pic:pic>
-              </a:graphicData>
-            </a:graphic>
-          </wp:inline>
-        </w:drawing>
-      </w:r>
-    </w:p>
-    <w:p>
-      <w:pPr>
-        <w:rPr>
-          <w:rFonts w:hint="eastAsia"/>
-        </w:rPr>
-      </w:pPr>
-    </w:p>
-    <w:p>
-      <w:pPr>
-        <w:rPr>
-          <w:rFonts w:hint="eastAsia"/>
-        </w:rPr>
-      </w:pPr>
-      <w:r>
-        <w:rPr>
-          <w:rFonts w:hint="eastAsia"/>
-        </w:rPr>
-        <w:t>第 4 轮完成</w:t>
-      </w:r>
-    </w:p>
-    <w:p>
-      <w:pPr>
-        <w:rPr>
-          <w:rFonts w:hint="eastAsia"/>
-        </w:rPr>
-      </w:pPr>
-      <w:r>
-        <w:rPr>
-          <w:rFonts w:hint="eastAsia"/>
-        </w:rPr>
-        <w:t>总耗时：4.039s | 总传输耗时：0.096s</w:t>
-      </w:r>
-    </w:p>
-    <w:p>
-      <w:pPr>
-        <w:rPr>
-          <w:rFonts w:hint="eastAsia"/>
-        </w:rPr>
-      </w:pPr>
-      <w:r>
-        <w:rPr>
-          <w:rFonts w:hint="eastAsia"/>
-        </w:rPr>
-        <w:t>第 5 轮完成</w:t>
-      </w:r>
-    </w:p>
-    <w:p>
-      <w:pPr>
-        <w:rPr>
-          <w:rFonts w:hint="eastAsia"/>
-        </w:rPr>
-      </w:pPr>
-      <w:r>
-        <w:rPr>
-          <w:rFonts w:hint="eastAsia"/>
-        </w:rPr>
-        <w:t>总耗时：3.984s | 总传输耗时：0.089s</w:t>
-      </w:r>
-    </w:p>
-    <w:p>
-      <w:pPr>
-        <w:rPr>
-          <w:rFonts w:hint="eastAsia"/>
-        </w:rPr>
-      </w:pPr>
-    </w:p>
-    <w:p>
-      <w:pPr>
-        <w:rPr>
-          <w:rFonts w:hint="eastAsia"/>
-        </w:rPr>
-      </w:pPr>
-    </w:p>
-    <w:p>
-      <w:pPr>
-        <w:rPr>
-          <w:rFonts w:hint="eastAsia"/>
-        </w:rPr>
-      </w:pPr>
-    </w:p>
-    <w:p>
-      <w:pPr>
-        <w:rPr>
-          <w:rFonts w:hint="eastAsia"/>
-        </w:rPr>
-      </w:pPr>
-    </w:p>
-    <w:p>
-      <w:pPr>
-        <w:rPr>
-          <w:rFonts w:hint="eastAsia"/>
-        </w:rPr>
-      </w:pPr>
-    </w:p>
-    <w:p>
-      <w:pPr>
-        <w:rPr>
-          <w:rFonts w:hint="eastAsia"/>
-        </w:rPr>
-      </w:pPr>
-      <w:r>
-        <w:rPr>
-          <w:rFonts w:hint="eastAsia"/>
-        </w:rPr>
-        <w:lastRenderedPageBreak/>
-        <w:t>NameNode=1，DataNode=1</w:t>
-      </w:r>
-      <w:r>
-        <w:rPr>
-          <w:rFonts w:hint="eastAsia"/>
-        </w:rPr>
-        <w:t>：</w:t>
-      </w:r>
-      <w:r>
-        <w:rPr>
-          <w:rFonts w:hint="eastAsia"/>
-        </w:rPr>
-        <w:t>VGG13_OCBP_224</w:t>
-      </w:r>
-    </w:p>
-    <w:p>
-      <w:pPr>
-        <w:rPr>
-          <w:rFonts w:hint="eastAsia"/>
-        </w:rPr>
-      </w:pPr>
-      <w:r>
-        <w:rPr>
-          <w:noProof/>
-        </w:rPr>
-        <w:drawing>
-          <wp:inline distT="0" distB="0" distL="0" distR="0" wp14:anchorId="6C919142" wp14:editId="27132BE2">
-            <wp:extent cx="5274310" cy="2966720"/>
-            <wp:effectExtent l="0" t="0" r="2540" b="5080"/>
-            <wp:docPr id="1626743121" name="图片 1"/>
-            <wp:cNvGraphicFramePr>
-              <a:graphicFrameLocks xmlns:a="http://schemas.openxmlformats.org/drawingml/2006/main" noChangeAspect="1"/>
-            </wp:cNvGraphicFramePr>
-            <a:graphic xmlns:a="http://schemas.openxmlformats.org/drawingml/2006/main">
-              <a:graphicData uri="http://schemas.openxmlformats.org/drawingml/2006/picture">
-                <pic:pic xmlns:pic="http://schemas.openxmlformats.org/drawingml/2006/picture">
-                  <pic:nvPicPr>
-                    <pic:cNvPr id="1626743121" name=""/>
                     <pic:cNvPicPr/>
                   </pic:nvPicPr>
                   <pic:blipFill>
@@ -319,6 +104,657 @@
           <w:rFonts w:hint="eastAsia"/>
         </w:rPr>
       </w:pPr>
+      <w:r>
+        <w:rPr>
+          <w:rFonts w:hint="eastAsia"/>
+        </w:rPr>
+        <w:t>(颜色没对应上)</w:t>
+      </w:r>
+    </w:p>
+    <w:p>
+      <w:pPr>
+        <w:rPr>
+          <w:rFonts w:hint="eastAsia"/>
+        </w:rPr>
+      </w:pPr>
+      <w:r>
+        <w:rPr>
+          <w:noProof/>
+        </w:rPr>
+        <w:drawing>
+          <wp:inline distT="0" distB="0" distL="0" distR="0" wp14:anchorId="2F50D7AE" wp14:editId="11BA7B5A">
+            <wp:extent cx="5274310" cy="2966720"/>
+            <wp:effectExtent l="0" t="0" r="2540" b="5080"/>
+            <wp:docPr id="865881196" name="图片 1"/>
+            <wp:cNvGraphicFramePr>
+              <a:graphicFrameLocks xmlns:a="http://schemas.openxmlformats.org/drawingml/2006/main" noChangeAspect="1"/>
+            </wp:cNvGraphicFramePr>
+            <a:graphic xmlns:a="http://schemas.openxmlformats.org/drawingml/2006/main">
+              <a:graphicData uri="http://schemas.openxmlformats.org/drawingml/2006/picture">
+                <pic:pic xmlns:pic="http://schemas.openxmlformats.org/drawingml/2006/picture">
+                  <pic:nvPicPr>
+                    <pic:cNvPr id="865881196" name=""/>
+                    <pic:cNvPicPr/>
+                  </pic:nvPicPr>
+                  <pic:blipFill>
+                    <a:blip r:embed="rId7"/>
+                    <a:stretch>
+                      <a:fillRect/>
+                    </a:stretch>
+                  </pic:blipFill>
+                  <pic:spPr>
+                    <a:xfrm>
+                      <a:off x="0" y="0"/>
+                      <a:ext cx="5274310" cy="2966720"/>
+                    </a:xfrm>
+                    <a:prstGeom prst="rect">
+                      <a:avLst/>
+                    </a:prstGeom>
+                  </pic:spPr>
+                </pic:pic>
+              </a:graphicData>
+            </a:graphic>
+          </wp:inline>
+        </w:drawing>
+      </w:r>
+    </w:p>
+    <w:p>
+      <w:pPr>
+        <w:rPr>
+          <w:rFonts w:hint="eastAsia"/>
+        </w:rPr>
+      </w:pPr>
+    </w:p>
+    <w:p>
+      <w:pPr>
+        <w:rPr>
+          <w:rFonts w:hint="eastAsia"/>
+        </w:rPr>
+      </w:pPr>
+    </w:p>
+    <w:p>
+      <w:pPr>
+        <w:rPr>
+          <w:rFonts w:hint="eastAsia"/>
+        </w:rPr>
+      </w:pPr>
+    </w:p>
+    <w:p>
+      <w:pPr>
+        <w:rPr>
+          <w:rFonts w:hint="eastAsia"/>
+        </w:rPr>
+      </w:pPr>
+    </w:p>
+    <w:p>
+      <w:pPr>
+        <w:rPr>
+          <w:rFonts w:hint="eastAsia"/>
+        </w:rPr>
+      </w:pPr>
+    </w:p>
+    <w:p>
+      <w:pPr>
+        <w:rPr>
+          <w:rFonts w:hint="eastAsia"/>
+        </w:rPr>
+      </w:pPr>
+    </w:p>
+    <w:p>
+      <w:pPr>
+        <w:rPr>
+          <w:rFonts w:hint="eastAsia"/>
+        </w:rPr>
+      </w:pPr>
+    </w:p>
+    <w:p>
+      <w:pPr>
+        <w:rPr>
+          <w:rFonts w:hint="eastAsia"/>
+        </w:rPr>
+      </w:pPr>
+    </w:p>
+    <w:p>
+      <w:pPr>
+        <w:rPr>
+          <w:rFonts w:hint="eastAsia"/>
+        </w:rPr>
+      </w:pPr>
+    </w:p>
+    <w:p>
+      <w:pPr>
+        <w:rPr>
+          <w:rFonts w:hint="eastAsia"/>
+        </w:rPr>
+      </w:pPr>
+    </w:p>
+    <w:p>
+      <w:pPr>
+        <w:rPr>
+          <w:rFonts w:hint="eastAsia"/>
+        </w:rPr>
+      </w:pPr>
+      <w:r>
+        <w:rPr>
+          <w:rFonts w:hint="eastAsia"/>
+        </w:rPr>
+        <w:lastRenderedPageBreak/>
+        <w:t>NameNode=1，DataNode=1：VGG13_OCBP_224（原论文提出的实验组）</w:t>
+      </w:r>
+    </w:p>
+    <w:p>
+      <w:pPr>
+        <w:rPr>
+          <w:rFonts w:hint="eastAsia"/>
+        </w:rPr>
+      </w:pPr>
+      <w:r>
+        <w:rPr>
+          <w:noProof/>
+        </w:rPr>
+        <w:drawing>
+          <wp:inline distT="0" distB="0" distL="0" distR="0" wp14:anchorId="6C919142" wp14:editId="27132BE2">
+            <wp:extent cx="5274310" cy="2966720"/>
+            <wp:effectExtent l="0" t="0" r="2540" b="5080"/>
+            <wp:docPr id="1626743121" name="图片 1"/>
+            <wp:cNvGraphicFramePr>
+              <a:graphicFrameLocks xmlns:a="http://schemas.openxmlformats.org/drawingml/2006/main" noChangeAspect="1"/>
+            </wp:cNvGraphicFramePr>
+            <a:graphic xmlns:a="http://schemas.openxmlformats.org/drawingml/2006/main">
+              <a:graphicData uri="http://schemas.openxmlformats.org/drawingml/2006/picture">
+                <pic:pic xmlns:pic="http://schemas.openxmlformats.org/drawingml/2006/picture">
+                  <pic:nvPicPr>
+                    <pic:cNvPr id="1626743121" name=""/>
+                    <pic:cNvPicPr/>
+                  </pic:nvPicPr>
+                  <pic:blipFill>
+                    <a:blip r:embed="rId8"/>
+                    <a:stretch>
+                      <a:fillRect/>
+                    </a:stretch>
+                  </pic:blipFill>
+                  <pic:spPr>
+                    <a:xfrm>
+                      <a:off x="0" y="0"/>
+                      <a:ext cx="5274310" cy="2966720"/>
+                    </a:xfrm>
+                    <a:prstGeom prst="rect">
+                      <a:avLst/>
+                    </a:prstGeom>
+                  </pic:spPr>
+                </pic:pic>
+              </a:graphicData>
+            </a:graphic>
+          </wp:inline>
+        </w:drawing>
+      </w:r>
+    </w:p>
+    <w:p>
+      <w:pPr>
+        <w:rPr>
+          <w:rFonts w:hint="eastAsia"/>
+        </w:rPr>
+      </w:pPr>
+    </w:p>
+    <w:p>
+      <w:pPr>
+        <w:rPr>
+          <w:rFonts w:hint="eastAsia"/>
+        </w:rPr>
+      </w:pPr>
+    </w:p>
+    <w:p>
+      <w:pPr>
+        <w:rPr>
+          <w:rFonts w:hint="eastAsia"/>
+        </w:rPr>
+      </w:pPr>
+    </w:p>
+    <w:p>
+      <w:pPr>
+        <w:rPr>
+          <w:rFonts w:hint="eastAsia"/>
+        </w:rPr>
+      </w:pPr>
+    </w:p>
+    <w:p>
+      <w:pPr>
+        <w:rPr>
+          <w:rFonts w:hint="eastAsia"/>
+        </w:rPr>
+      </w:pPr>
+    </w:p>
+    <w:p>
+      <w:pPr>
+        <w:rPr>
+          <w:rFonts w:hint="eastAsia"/>
+        </w:rPr>
+      </w:pPr>
+    </w:p>
+    <w:p>
+      <w:pPr>
+        <w:rPr>
+          <w:rFonts w:hint="eastAsia"/>
+        </w:rPr>
+      </w:pPr>
+    </w:p>
+    <w:p>
+      <w:pPr>
+        <w:rPr>
+          <w:rFonts w:hint="eastAsia"/>
+        </w:rPr>
+      </w:pPr>
+    </w:p>
+    <w:p>
+      <w:pPr>
+        <w:rPr>
+          <w:rFonts w:hint="eastAsia"/>
+        </w:rPr>
+      </w:pPr>
+    </w:p>
+    <w:p>
+      <w:pPr>
+        <w:rPr>
+          <w:rFonts w:hint="eastAsia"/>
+        </w:rPr>
+      </w:pPr>
+    </w:p>
+    <w:p>
+      <w:pPr>
+        <w:rPr>
+          <w:rFonts w:hint="eastAsia"/>
+        </w:rPr>
+      </w:pPr>
+    </w:p>
+    <w:p>
+      <w:pPr>
+        <w:rPr>
+          <w:rFonts w:hint="eastAsia"/>
+        </w:rPr>
+      </w:pPr>
+    </w:p>
+    <w:p>
+      <w:pPr>
+        <w:rPr>
+          <w:rFonts w:hint="eastAsia"/>
+        </w:rPr>
+      </w:pPr>
+    </w:p>
+    <w:p>
+      <w:pPr>
+        <w:rPr>
+          <w:rFonts w:hint="eastAsia"/>
+        </w:rPr>
+      </w:pPr>
+    </w:p>
+    <w:p>
+      <w:pPr>
+        <w:rPr>
+          <w:rFonts w:hint="eastAsia"/>
+        </w:rPr>
+      </w:pPr>
+    </w:p>
+    <w:p>
+      <w:pPr>
+        <w:rPr>
+          <w:rFonts w:hint="eastAsia"/>
+        </w:rPr>
+      </w:pPr>
+    </w:p>
+    <w:p>
+      <w:pPr>
+        <w:rPr>
+          <w:rFonts w:hint="eastAsia"/>
+        </w:rPr>
+      </w:pPr>
+    </w:p>
+    <w:p>
+      <w:pPr>
+        <w:rPr>
+          <w:rFonts w:hint="eastAsia"/>
+        </w:rPr>
+      </w:pPr>
+    </w:p>
+    <w:p>
+      <w:pPr>
+        <w:rPr>
+          <w:rFonts w:hint="eastAsia"/>
+        </w:rPr>
+      </w:pPr>
+    </w:p>
+    <w:p>
+      <w:pPr>
+        <w:rPr>
+          <w:rFonts w:hint="eastAsia"/>
+        </w:rPr>
+      </w:pPr>
+    </w:p>
+    <w:p>
+      <w:pPr>
+        <w:rPr>
+          <w:rFonts w:hint="eastAsia"/>
+        </w:rPr>
+      </w:pPr>
+    </w:p>
+    <w:p>
+      <w:pPr>
+        <w:rPr>
+          <w:rFonts w:hint="eastAsia"/>
+        </w:rPr>
+      </w:pPr>
+    </w:p>
+    <w:p>
+      <w:pPr>
+        <w:rPr>
+          <w:rFonts w:hint="eastAsia"/>
+        </w:rPr>
+      </w:pPr>
+    </w:p>
+    <w:p>
+      <w:pPr>
+        <w:rPr>
+          <w:rFonts w:hint="eastAsia"/>
+        </w:rPr>
+      </w:pPr>
+    </w:p>
+    <w:p>
+      <w:pPr>
+        <w:rPr>
+          <w:rFonts w:hint="eastAsia"/>
+        </w:rPr>
+      </w:pPr>
+    </w:p>
+    <w:p>
+      <w:pPr>
+        <w:rPr>
+          <w:rFonts w:hint="eastAsia"/>
+        </w:rPr>
+      </w:pPr>
+    </w:p>
+    <w:p>
+      <w:pPr>
+        <w:rPr>
+          <w:rFonts w:hint="eastAsia"/>
+        </w:rPr>
+      </w:pPr>
+    </w:p>
+    <w:p>
+      <w:pPr>
+        <w:rPr>
+          <w:rFonts w:hint="eastAsia"/>
+        </w:rPr>
+      </w:pPr>
+      <w:r>
+        <w:rPr>
+          <w:rFonts w:hint="eastAsia"/>
+        </w:rPr>
+        <w:lastRenderedPageBreak/>
+        <w:t>NameNode=1，DataNode=1：VGG13_OCBP_224（原论文提出的实验组）</w:t>
+      </w:r>
+      <w:r>
+        <w:rPr>
+          <w:rFonts w:hint="eastAsia"/>
+        </w:rPr>
+        <w:t>调整纵轴</w:t>
+      </w:r>
+    </w:p>
+    <w:p>
+      <w:pPr>
+        <w:rPr>
+          <w:rFonts w:hint="eastAsia"/>
+        </w:rPr>
+      </w:pPr>
+      <w:r>
+        <w:rPr>
+          <w:noProof/>
+        </w:rPr>
+        <w:drawing>
+          <wp:inline distT="0" distB="0" distL="0" distR="0" wp14:anchorId="632F0703" wp14:editId="7F216039">
+            <wp:extent cx="4609578" cy="2592819"/>
+            <wp:effectExtent l="0" t="0" r="635" b="0"/>
+            <wp:docPr id="1329202308" name="图片 1"/>
+            <wp:cNvGraphicFramePr>
+              <a:graphicFrameLocks xmlns:a="http://schemas.openxmlformats.org/drawingml/2006/main" noChangeAspect="1"/>
+            </wp:cNvGraphicFramePr>
+            <a:graphic xmlns:a="http://schemas.openxmlformats.org/drawingml/2006/main">
+              <a:graphicData uri="http://schemas.openxmlformats.org/drawingml/2006/picture">
+                <pic:pic xmlns:pic="http://schemas.openxmlformats.org/drawingml/2006/picture">
+                  <pic:nvPicPr>
+                    <pic:cNvPr id="1329202308" name=""/>
+                    <pic:cNvPicPr/>
+                  </pic:nvPicPr>
+                  <pic:blipFill>
+                    <a:blip r:embed="rId9"/>
+                    <a:stretch>
+                      <a:fillRect/>
+                    </a:stretch>
+                  </pic:blipFill>
+                  <pic:spPr>
+                    <a:xfrm>
+                      <a:off x="0" y="0"/>
+                      <a:ext cx="4627746" cy="2603038"/>
+                    </a:xfrm>
+                    <a:prstGeom prst="rect">
+                      <a:avLst/>
+                    </a:prstGeom>
+                  </pic:spPr>
+                </pic:pic>
+              </a:graphicData>
+            </a:graphic>
+          </wp:inline>
+        </w:drawing>
+      </w:r>
+    </w:p>
+    <w:p>
+      <w:pPr>
+        <w:rPr>
+          <w:rFonts w:hint="eastAsia"/>
+        </w:rPr>
+      </w:pPr>
+      <w:r>
+        <w:rPr>
+          <w:rFonts w:hint="eastAsia"/>
+        </w:rPr>
+        <w:t>NameNode=1，DataNode=1：VGG13_Pooled_224（池化合并 优化方案1）</w:t>
+      </w:r>
+    </w:p>
+    <w:p>
+      <w:pPr>
+        <w:rPr>
+          <w:rFonts w:hint="eastAsia"/>
+        </w:rPr>
+      </w:pPr>
+      <w:r>
+        <w:rPr>
+          <w:noProof/>
+        </w:rPr>
+        <w:drawing>
+          <wp:inline distT="0" distB="0" distL="0" distR="0" wp14:anchorId="21D6E7A7" wp14:editId="31F1A648">
+            <wp:extent cx="4634630" cy="2606910"/>
+            <wp:effectExtent l="0" t="0" r="0" b="3175"/>
+            <wp:docPr id="872133156" name="图片 1"/>
+            <wp:cNvGraphicFramePr>
+              <a:graphicFrameLocks xmlns:a="http://schemas.openxmlformats.org/drawingml/2006/main" noChangeAspect="1"/>
+            </wp:cNvGraphicFramePr>
+            <a:graphic xmlns:a="http://schemas.openxmlformats.org/drawingml/2006/main">
+              <a:graphicData uri="http://schemas.openxmlformats.org/drawingml/2006/picture">
+                <pic:pic xmlns:pic="http://schemas.openxmlformats.org/drawingml/2006/picture">
+                  <pic:nvPicPr>
+                    <pic:cNvPr id="872133156" name=""/>
+                    <pic:cNvPicPr/>
+                  </pic:nvPicPr>
+                  <pic:blipFill>
+                    <a:blip r:embed="rId10"/>
+                    <a:stretch>
+                      <a:fillRect/>
+                    </a:stretch>
+                  </pic:blipFill>
+                  <pic:spPr>
+                    <a:xfrm>
+                      <a:off x="0" y="0"/>
+                      <a:ext cx="4661855" cy="2622223"/>
+                    </a:xfrm>
+                    <a:prstGeom prst="rect">
+                      <a:avLst/>
+                    </a:prstGeom>
+                  </pic:spPr>
+                </pic:pic>
+              </a:graphicData>
+            </a:graphic>
+          </wp:inline>
+        </w:drawing>
+      </w:r>
+    </w:p>
+    <w:p>
+      <w:pPr>
+        <w:rPr>
+          <w:rFonts w:hint="eastAsia"/>
+        </w:rPr>
+      </w:pPr>
+      <w:r>
+        <w:rPr>
+          <w:rFonts w:hint="eastAsia"/>
+        </w:rPr>
+        <w:t>NameNode=1，DataNode=1：VGG13_PABC_224（池化+卷积块合并 优化方案2）</w:t>
+      </w:r>
+    </w:p>
+    <w:p>
+      <w:pPr>
+        <w:rPr>
+          <w:rFonts w:hint="eastAsia"/>
+        </w:rPr>
+      </w:pPr>
+      <w:r>
+        <w:rPr>
+          <w:noProof/>
+        </w:rPr>
+        <w:drawing>
+          <wp:inline distT="0" distB="0" distL="0" distR="0" wp14:anchorId="43FCF81F" wp14:editId="1ADA3C50">
+            <wp:extent cx="4665945" cy="2624525"/>
+            <wp:effectExtent l="0" t="0" r="1905" b="4445"/>
+            <wp:docPr id="1213230333" name="图片 1"/>
+            <wp:cNvGraphicFramePr>
+              <a:graphicFrameLocks xmlns:a="http://schemas.openxmlformats.org/drawingml/2006/main" noChangeAspect="1"/>
+            </wp:cNvGraphicFramePr>
+            <a:graphic xmlns:a="http://schemas.openxmlformats.org/drawingml/2006/main">
+              <a:graphicData uri="http://schemas.openxmlformats.org/drawingml/2006/picture">
+                <pic:pic xmlns:pic="http://schemas.openxmlformats.org/drawingml/2006/picture">
+                  <pic:nvPicPr>
+                    <pic:cNvPr id="1213230333" name=""/>
+                    <pic:cNvPicPr/>
+                  </pic:nvPicPr>
+                  <pic:blipFill>
+                    <a:blip r:embed="rId11"/>
+                    <a:stretch>
+                      <a:fillRect/>
+                    </a:stretch>
+                  </pic:blipFill>
+                  <pic:spPr>
+                    <a:xfrm>
+                      <a:off x="0" y="0"/>
+                      <a:ext cx="4681646" cy="2633357"/>
+                    </a:xfrm>
+                    <a:prstGeom prst="rect">
+                      <a:avLst/>
+                    </a:prstGeom>
+                  </pic:spPr>
+                </pic:pic>
+              </a:graphicData>
+            </a:graphic>
+          </wp:inline>
+        </w:drawing>
+      </w:r>
+    </w:p>
+    <w:p>
+      <w:pPr>
+        <w:rPr>
+          <w:rFonts w:hint="eastAsia"/>
+        </w:rPr>
+      </w:pPr>
+      <w:r>
+        <w:rPr>
+          <w:rFonts w:hint="eastAsia"/>
+        </w:rPr>
+        <w:lastRenderedPageBreak/>
+        <w:t>NameNode=1，DataNode=1：VGG13_BODP_224</w:t>
+      </w:r>
+      <w:r>
+        <w:rPr>
+          <w:rFonts w:hint="eastAsia"/>
+        </w:rPr>
+        <w:t>（原论文对照组）</w:t>
+      </w:r>
+    </w:p>
+    <w:p>
+      <w:pPr>
+        <w:rPr>
+          <w:rFonts w:hint="eastAsia"/>
+        </w:rPr>
+      </w:pPr>
+      <w:r>
+        <w:rPr>
+          <w:rFonts w:hint="eastAsia"/>
+        </w:rPr>
+        <w:t>第 4 轮完成</w:t>
+      </w:r>
+    </w:p>
+    <w:p>
+      <w:pPr>
+        <w:rPr>
+          <w:rFonts w:hint="eastAsia"/>
+        </w:rPr>
+      </w:pPr>
+      <w:r>
+        <w:rPr>
+          <w:rFonts w:hint="eastAsia"/>
+        </w:rPr>
+        <w:t>总耗时：4.039s | 总传输耗时：0.096s</w:t>
+      </w:r>
+    </w:p>
+    <w:p>
+      <w:pPr>
+        <w:rPr>
+          <w:rFonts w:hint="eastAsia"/>
+        </w:rPr>
+      </w:pPr>
+      <w:r>
+        <w:rPr>
+          <w:rFonts w:hint="eastAsia"/>
+        </w:rPr>
+        <w:t>第 5 轮完成</w:t>
+      </w:r>
+    </w:p>
+    <w:p>
+      <w:pPr>
+        <w:rPr>
+          <w:rFonts w:hint="eastAsia"/>
+        </w:rPr>
+      </w:pPr>
+      <w:r>
+        <w:rPr>
+          <w:rFonts w:hint="eastAsia"/>
+        </w:rPr>
+        <w:t>总耗时：3.984s | 总传输耗时：0.089s</w:t>
+      </w:r>
+    </w:p>
+    <w:p>
+      <w:pPr>
+        <w:rPr>
+          <w:rFonts w:hint="eastAsia"/>
+        </w:rPr>
+      </w:pPr>
+      <w:r>
+        <w:rPr>
+          <w:rFonts w:hint="eastAsia"/>
+        </w:rPr>
+        <w:t>NameNode=1，DataNode=1：VGG13_OCBP_224</w:t>
+      </w:r>
+      <w:r>
+        <w:rPr>
+          <w:rFonts w:hint="eastAsia"/>
+        </w:rPr>
+        <w:t>（原论文提出的实验组）</w:t>
+      </w:r>
     </w:p>
     <w:p>
       <w:pPr>
@@ -370,6 +806,721 @@
           <w:rFonts w:hint="eastAsia"/>
         </w:rPr>
         <w:t>本轮总耗时：1.473s | 本轮总传输耗时：0.013s</w:t>
+      </w:r>
+    </w:p>
+    <w:p>
+      <w:pPr>
+        <w:rPr>
+          <w:rFonts w:hint="eastAsia"/>
+        </w:rPr>
+      </w:pPr>
+      <w:r>
+        <w:rPr>
+          <w:rFonts w:hint="eastAsia"/>
+        </w:rPr>
+        <w:t>NameNode=1，DataNode=1：VGG13_Pooled_224（池化合并 优化方案1）</w:t>
+      </w:r>
+    </w:p>
+    <w:p>
+      <w:pPr>
+        <w:rPr>
+          <w:rFonts w:hint="eastAsia"/>
+        </w:rPr>
+      </w:pPr>
+      <w:r>
+        <w:rPr>
+          <w:rFonts w:hint="eastAsia"/>
+        </w:rPr>
+        <w:t>第 4 轮完成 (Pooled)</w:t>
+      </w:r>
+    </w:p>
+    <w:p>
+      <w:pPr>
+        <w:rPr>
+          <w:rFonts w:hint="eastAsia"/>
+        </w:rPr>
+      </w:pPr>
+      <w:r>
+        <w:rPr>
+          <w:rFonts w:hint="eastAsia"/>
+        </w:rPr>
+        <w:t>本轮总耗时：0.538s | 本轮总传输耗时：0.014s</w:t>
+      </w:r>
+    </w:p>
+    <w:p>
+      <w:pPr>
+        <w:rPr>
+          <w:rFonts w:hint="eastAsia"/>
+        </w:rPr>
+      </w:pPr>
+      <w:r>
+        <w:rPr>
+          <w:rFonts w:hint="eastAsia"/>
+        </w:rPr>
+        <w:t>第 5 轮完成 (Pooled)</w:t>
+      </w:r>
+    </w:p>
+    <w:p>
+      <w:pPr>
+        <w:rPr>
+          <w:rFonts w:hint="eastAsia"/>
+        </w:rPr>
+      </w:pPr>
+      <w:r>
+        <w:rPr>
+          <w:rFonts w:hint="eastAsia"/>
+        </w:rPr>
+        <w:t>本轮总耗时：0.556s | 本轮总传输耗时：0.012s</w:t>
+      </w:r>
+    </w:p>
+    <w:p>
+      <w:pPr>
+        <w:rPr>
+          <w:rFonts w:hint="eastAsia"/>
+        </w:rPr>
+      </w:pPr>
+      <w:r>
+        <w:rPr>
+          <w:rFonts w:hint="eastAsia"/>
+        </w:rPr>
+        <w:t>NameNode=1，DataNode=1：VGG13_PABC_224（池化+卷积块合并 优化方案2）</w:t>
+      </w:r>
+    </w:p>
+    <w:p>
+      <w:pPr>
+        <w:rPr>
+          <w:rFonts w:hint="eastAsia"/>
+        </w:rPr>
+      </w:pPr>
+      <w:r>
+        <w:rPr>
+          <w:rFonts w:hint="eastAsia"/>
+        </w:rPr>
+        <w:t>第 4 轮完成 (PABC模式)</w:t>
+      </w:r>
+    </w:p>
+    <w:p>
+      <w:pPr>
+        <w:rPr>
+          <w:rFonts w:hint="eastAsia"/>
+        </w:rPr>
+      </w:pPr>
+      <w:r>
+        <w:rPr>
+          <w:rFonts w:hint="eastAsia"/>
+        </w:rPr>
+        <w:t>本轮总耗时：0.457s | 本轮总传输耗时：0.007s</w:t>
+      </w:r>
+    </w:p>
+    <w:p>
+      <w:pPr>
+        <w:rPr>
+          <w:rFonts w:hint="eastAsia"/>
+        </w:rPr>
+      </w:pPr>
+      <w:r>
+        <w:rPr>
+          <w:rFonts w:hint="eastAsia"/>
+        </w:rPr>
+        <w:t>第 5 轮完成 (PABC模式)</w:t>
+      </w:r>
+    </w:p>
+    <w:p>
+      <w:pPr>
+        <w:rPr>
+          <w:rFonts w:hint="eastAsia"/>
+        </w:rPr>
+      </w:pPr>
+      <w:r>
+        <w:rPr>
+          <w:rFonts w:hint="eastAsia"/>
+        </w:rPr>
+        <w:t>本轮总耗时：0.443s | 本轮总传输耗时：0.007s</w:t>
+      </w:r>
+    </w:p>
+    <w:p>
+      <w:pPr>
+        <w:rPr>
+          <w:rFonts w:hint="eastAsia"/>
+        </w:rPr>
+      </w:pPr>
+    </w:p>
+    <w:p>
+      <w:pPr>
+        <w:rPr>
+          <w:rFonts w:hint="eastAsia"/>
+        </w:rPr>
+      </w:pPr>
+    </w:p>
+    <w:p>
+      <w:pPr>
+        <w:rPr>
+          <w:rFonts w:hint="eastAsia"/>
+        </w:rPr>
+      </w:pPr>
+    </w:p>
+    <w:p>
+      <w:pPr>
+        <w:rPr>
+          <w:rFonts w:hint="eastAsia"/>
+        </w:rPr>
+      </w:pPr>
+    </w:p>
+    <w:p>
+      <w:pPr>
+        <w:rPr>
+          <w:rFonts w:hint="eastAsia"/>
+        </w:rPr>
+      </w:pPr>
+    </w:p>
+    <w:p>
+      <w:pPr>
+        <w:rPr>
+          <w:rFonts w:hint="eastAsia"/>
+        </w:rPr>
+      </w:pPr>
+    </w:p>
+    <w:p>
+      <w:pPr>
+        <w:rPr>
+          <w:rFonts w:hint="eastAsia"/>
+        </w:rPr>
+      </w:pPr>
+    </w:p>
+    <w:p>
+      <w:pPr>
+        <w:rPr>
+          <w:rFonts w:hint="eastAsia"/>
+        </w:rPr>
+      </w:pPr>
+    </w:p>
+    <w:p>
+      <w:pPr>
+        <w:rPr>
+          <w:rFonts w:hint="eastAsia"/>
+        </w:rPr>
+      </w:pPr>
+    </w:p>
+    <w:p>
+      <w:pPr>
+        <w:rPr>
+          <w:rFonts w:hint="eastAsia"/>
+        </w:rPr>
+      </w:pPr>
+    </w:p>
+    <w:p>
+      <w:pPr>
+        <w:rPr>
+          <w:rFonts w:hint="eastAsia"/>
+        </w:rPr>
+      </w:pPr>
+    </w:p>
+    <w:p>
+      <w:pPr>
+        <w:rPr>
+          <w:rFonts w:hint="eastAsia"/>
+        </w:rPr>
+      </w:pPr>
+    </w:p>
+    <w:p>
+      <w:pPr>
+        <w:rPr>
+          <w:rFonts w:hint="eastAsia"/>
+        </w:rPr>
+      </w:pPr>
+    </w:p>
+    <w:p>
+      <w:pPr>
+        <w:rPr>
+          <w:rFonts w:hint="eastAsia"/>
+        </w:rPr>
+      </w:pPr>
+    </w:p>
+    <w:p>
+      <w:pPr>
+        <w:rPr>
+          <w:rFonts w:hint="eastAsia"/>
+        </w:rPr>
+      </w:pPr>
+    </w:p>
+    <w:p>
+      <w:pPr>
+        <w:rPr>
+          <w:rFonts w:hint="eastAsia"/>
+        </w:rPr>
+      </w:pPr>
+    </w:p>
+    <w:p>
+      <w:pPr>
+        <w:rPr>
+          <w:rFonts w:hint="eastAsia"/>
+        </w:rPr>
+      </w:pPr>
+    </w:p>
+    <w:p>
+      <w:pPr>
+        <w:rPr>
+          <w:rFonts w:hint="eastAsia"/>
+        </w:rPr>
+      </w:pPr>
+    </w:p>
+    <w:p>
+      <w:pPr>
+        <w:rPr>
+          <w:rFonts w:hint="eastAsia"/>
+        </w:rPr>
+      </w:pPr>
+    </w:p>
+    <w:p>
+      <w:pPr>
+        <w:rPr>
+          <w:rFonts w:hint="eastAsia"/>
+        </w:rPr>
+      </w:pPr>
+    </w:p>
+    <w:p>
+      <w:pPr>
+        <w:rPr>
+          <w:rFonts w:hint="eastAsia"/>
+        </w:rPr>
+      </w:pPr>
+    </w:p>
+    <w:p>
+      <w:pPr>
+        <w:rPr>
+          <w:rFonts w:hint="eastAsia"/>
+        </w:rPr>
+      </w:pPr>
+    </w:p>
+    <w:p>
+      <w:pPr>
+        <w:rPr>
+          <w:rFonts w:hint="eastAsia"/>
+        </w:rPr>
+      </w:pPr>
+    </w:p>
+    <w:p>
+      <w:pPr>
+        <w:rPr>
+          <w:rFonts w:hint="eastAsia"/>
+        </w:rPr>
+      </w:pPr>
+    </w:p>
+    <w:p>
+      <w:pPr>
+        <w:rPr>
+          <w:rFonts w:hint="eastAsia"/>
+        </w:rPr>
+      </w:pPr>
+    </w:p>
+    <w:p>
+      <w:pPr>
+        <w:rPr>
+          <w:rFonts w:hint="eastAsia"/>
+          <w:b/>
+          <w:bCs/>
+        </w:rPr>
+      </w:pPr>
+      <w:r>
+        <w:rPr>
+          <w:rFonts w:hint="eastAsia"/>
+          <w:b/>
+          <w:bCs/>
+        </w:rPr>
+        <w:t>NameNode=1，DataNode=</w:t>
+      </w:r>
+      <w:r>
+        <w:rPr>
+          <w:rFonts w:hint="eastAsia"/>
+          <w:b/>
+          <w:bCs/>
+        </w:rPr>
+        <w:t>3：</w:t>
+      </w:r>
+      <w:r>
+        <w:rPr>
+          <w:rFonts w:hint="eastAsia"/>
+          <w:b/>
+          <w:bCs/>
+        </w:rPr>
+        <w:t>VGG13_224_1Gbps</w:t>
+      </w:r>
+    </w:p>
+    <w:p>
+      <w:pPr>
+        <w:rPr>
+          <w:rFonts w:hint="eastAsia"/>
+        </w:rPr>
+      </w:pPr>
+      <w:r>
+        <w:rPr>
+          <w:rFonts w:hint="eastAsia"/>
+        </w:rPr>
+        <w:t>OCBP（论文提出的实验组）</w:t>
+      </w:r>
+    </w:p>
+    <w:p>
+      <w:pPr>
+        <w:rPr>
+          <w:rFonts w:hint="eastAsia"/>
+        </w:rPr>
+      </w:pPr>
+      <w:r>
+        <w:rPr>
+          <w:rFonts w:hint="eastAsia"/>
+        </w:rPr>
+        <w:t>第 4 轮完成 (Env4)</w:t>
+      </w:r>
+    </w:p>
+    <w:p>
+      <w:pPr>
+        <w:rPr>
+          <w:rFonts w:hint="eastAsia"/>
+        </w:rPr>
+      </w:pPr>
+      <w:r>
+        <w:rPr>
+          <w:rFonts w:hint="eastAsia"/>
+        </w:rPr>
+        <w:t>本轮总耗时：0.702s | 本轮总传输耗时：0.018s</w:t>
+      </w:r>
+    </w:p>
+    <w:p>
+      <w:pPr>
+        <w:rPr>
+          <w:rFonts w:hint="eastAsia"/>
+        </w:rPr>
+      </w:pPr>
+      <w:r>
+        <w:rPr>
+          <w:rFonts w:hint="eastAsia"/>
+        </w:rPr>
+        <w:t>第 5 轮完成 (Env4)</w:t>
+      </w:r>
+    </w:p>
+    <w:p>
+      <w:pPr>
+        <w:rPr>
+          <w:rFonts w:hint="eastAsia"/>
+        </w:rPr>
+      </w:pPr>
+      <w:r>
+        <w:rPr>
+          <w:rFonts w:hint="eastAsia"/>
+        </w:rPr>
+        <w:t>本轮总耗时：0.741s | 本轮总传输耗时：0.021s</w:t>
+      </w:r>
+    </w:p>
+    <w:p>
+      <w:pPr>
+        <w:rPr>
+          <w:rFonts w:hint="eastAsia"/>
+        </w:rPr>
+      </w:pPr>
+    </w:p>
+    <w:p>
+      <w:pPr>
+        <w:rPr>
+          <w:rFonts w:hint="eastAsia"/>
+        </w:rPr>
+      </w:pPr>
+      <w:r>
+        <w:rPr>
+          <w:rFonts w:hint="eastAsia"/>
+        </w:rPr>
+        <w:t>Pooled（优化1）</w:t>
+      </w:r>
+    </w:p>
+    <w:p>
+      <w:pPr>
+        <w:rPr>
+          <w:rFonts w:hint="eastAsia"/>
+        </w:rPr>
+      </w:pPr>
+      <w:r>
+        <w:rPr>
+          <w:rFonts w:hint="eastAsia"/>
+        </w:rPr>
+        <w:t>第 4 轮完成 (Pooled)</w:t>
+      </w:r>
+    </w:p>
+    <w:p>
+      <w:pPr>
+        <w:rPr>
+          <w:rFonts w:hint="eastAsia"/>
+        </w:rPr>
+      </w:pPr>
+      <w:r>
+        <w:rPr>
+          <w:rFonts w:hint="eastAsia"/>
+        </w:rPr>
+        <w:t>本轮总耗时：0.421s | 本轮总传输耗时：0.025s</w:t>
+      </w:r>
+    </w:p>
+    <w:p>
+      <w:pPr>
+        <w:rPr>
+          <w:rFonts w:hint="eastAsia"/>
+        </w:rPr>
+      </w:pPr>
+      <w:r>
+        <w:rPr>
+          <w:rFonts w:hint="eastAsia"/>
+        </w:rPr>
+        <w:t>第 5 轮完成 (Pooled)</w:t>
+      </w:r>
+    </w:p>
+    <w:p>
+      <w:pPr>
+        <w:rPr>
+          <w:rFonts w:hint="eastAsia"/>
+        </w:rPr>
+      </w:pPr>
+      <w:r>
+        <w:rPr>
+          <w:rFonts w:hint="eastAsia"/>
+        </w:rPr>
+        <w:t>本轮总耗时：0.395s | 本轮总传输耗时：0.019s</w:t>
+      </w:r>
+    </w:p>
+    <w:p>
+      <w:pPr>
+        <w:rPr>
+          <w:rFonts w:hint="eastAsia"/>
+        </w:rPr>
+      </w:pPr>
+    </w:p>
+    <w:p>
+      <w:pPr>
+        <w:rPr>
+          <w:rFonts w:hint="eastAsia"/>
+        </w:rPr>
+      </w:pPr>
+      <w:r>
+        <w:rPr>
+          <w:rFonts w:hint="eastAsia"/>
+        </w:rPr>
+        <w:t>PABC（优化2）</w:t>
+      </w:r>
+    </w:p>
+    <w:p>
+      <w:pPr>
+        <w:rPr>
+          <w:rFonts w:hint="eastAsia"/>
+        </w:rPr>
+      </w:pPr>
+      <w:r>
+        <w:rPr>
+          <w:rFonts w:hint="eastAsia"/>
+        </w:rPr>
+        <w:t>第 4 轮完成 (PABC模式)</w:t>
+      </w:r>
+    </w:p>
+    <w:p>
+      <w:pPr>
+        <w:rPr>
+          <w:rFonts w:hint="eastAsia"/>
+        </w:rPr>
+      </w:pPr>
+      <w:r>
+        <w:rPr>
+          <w:rFonts w:hint="eastAsia"/>
+        </w:rPr>
+        <w:t>本轮总耗时：0.344s | 本轮总传输耗时：0.011s</w:t>
+      </w:r>
+    </w:p>
+    <w:p>
+      <w:pPr>
+        <w:rPr>
+          <w:rFonts w:hint="eastAsia"/>
+        </w:rPr>
+      </w:pPr>
+      <w:r>
+        <w:rPr>
+          <w:rFonts w:hint="eastAsia"/>
+        </w:rPr>
+        <w:t>第 5 轮完成 (PABC模式)</w:t>
+      </w:r>
+    </w:p>
+    <w:p>
+      <w:pPr>
+        <w:rPr>
+          <w:rFonts w:hint="eastAsia"/>
+        </w:rPr>
+      </w:pPr>
+      <w:r>
+        <w:rPr>
+          <w:rFonts w:hint="eastAsia"/>
+        </w:rPr>
+        <w:t>本轮总耗时：0.369s | 本轮总传输耗时：0.011s</w:t>
+      </w:r>
+    </w:p>
+    <w:p>
+      <w:pPr>
+        <w:rPr>
+          <w:rFonts w:hint="eastAsia"/>
+        </w:rPr>
+      </w:pPr>
+      <w:r>
+        <w:rPr>
+          <w:noProof/>
+        </w:rPr>
+        <w:drawing>
+          <wp:inline distT="0" distB="0" distL="0" distR="0" wp14:anchorId="697A8FA7" wp14:editId="45DC9C8D">
+            <wp:extent cx="5274310" cy="2966720"/>
+            <wp:effectExtent l="0" t="0" r="2540" b="5080"/>
+            <wp:docPr id="328190133" name="图片 1"/>
+            <wp:cNvGraphicFramePr>
+              <a:graphicFrameLocks xmlns:a="http://schemas.openxmlformats.org/drawingml/2006/main" noChangeAspect="1"/>
+            </wp:cNvGraphicFramePr>
+            <a:graphic xmlns:a="http://schemas.openxmlformats.org/drawingml/2006/main">
+              <a:graphicData uri="http://schemas.openxmlformats.org/drawingml/2006/picture">
+                <pic:pic xmlns:pic="http://schemas.openxmlformats.org/drawingml/2006/picture">
+                  <pic:nvPicPr>
+                    <pic:cNvPr id="328190133" name=""/>
+                    <pic:cNvPicPr/>
+                  </pic:nvPicPr>
+                  <pic:blipFill>
+                    <a:blip r:embed="rId12"/>
+                    <a:stretch>
+                      <a:fillRect/>
+                    </a:stretch>
+                  </pic:blipFill>
+                  <pic:spPr>
+                    <a:xfrm>
+                      <a:off x="0" y="0"/>
+                      <a:ext cx="5274310" cy="2966720"/>
+                    </a:xfrm>
+                    <a:prstGeom prst="rect">
+                      <a:avLst/>
+                    </a:prstGeom>
+                  </pic:spPr>
+                </pic:pic>
+              </a:graphicData>
+            </a:graphic>
+          </wp:inline>
+        </w:drawing>
+      </w:r>
+    </w:p>
+    <w:p>
+      <w:pPr>
+        <w:rPr>
+          <w:rFonts w:hint="eastAsia"/>
+        </w:rPr>
+      </w:pPr>
+    </w:p>
+    <w:p>
+      <w:pPr>
+        <w:rPr>
+          <w:rFonts w:hint="eastAsia"/>
+        </w:rPr>
+      </w:pPr>
+    </w:p>
+    <w:p>
+      <w:pPr>
+        <w:rPr>
+          <w:rFonts w:hint="eastAsia"/>
+        </w:rPr>
+      </w:pPr>
+    </w:p>
+    <w:p>
+      <w:pPr>
+        <w:rPr>
+          <w:rFonts w:hint="eastAsia"/>
+        </w:rPr>
+      </w:pPr>
+    </w:p>
+    <w:p>
+      <w:pPr>
+        <w:rPr>
+          <w:rFonts w:hint="eastAsia"/>
+        </w:rPr>
+      </w:pPr>
+    </w:p>
+    <w:p>
+      <w:pPr>
+        <w:rPr>
+          <w:rFonts w:hint="eastAsia"/>
+        </w:rPr>
+      </w:pPr>
+    </w:p>
+    <w:p>
+      <w:pPr>
+        <w:rPr>
+          <w:rFonts w:hint="eastAsia"/>
+        </w:rPr>
+      </w:pPr>
+    </w:p>
+    <w:p>
+      <w:pPr>
+        <w:rPr>
+          <w:rFonts w:hint="eastAsia"/>
+        </w:rPr>
+      </w:pPr>
+    </w:p>
+    <w:p>
+      <w:pPr>
+        <w:rPr>
+          <w:rFonts w:hint="eastAsia"/>
+          <w:b/>
+          <w:bCs/>
+          <w:color w:val="EE0000"/>
+        </w:rPr>
+      </w:pPr>
+    </w:p>
+    <w:p>
+      <w:pPr>
+        <w:rPr>
+          <w:rFonts w:hint="eastAsia"/>
+          <w:b/>
+          <w:bCs/>
+          <w:color w:val="EE0000"/>
+        </w:rPr>
+      </w:pPr>
+      <w:r>
+        <w:rPr>
+          <w:rFonts w:hint="eastAsia"/>
+          <w:b/>
+          <w:bCs/>
+          <w:color w:val="EE0000"/>
+        </w:rPr>
+        <w:lastRenderedPageBreak/>
+        <w:t>仍然存在的问题</w:t>
+      </w:r>
+      <w:r>
+        <w:rPr>
+          <w:rFonts w:hint="eastAsia"/>
+          <w:b/>
+          <w:bCs/>
+          <w:color w:val="EE0000"/>
+        </w:rPr>
+        <w:t>：</w:t>
+      </w:r>
+    </w:p>
+    <w:p>
+      <w:pPr>
+        <w:rPr>
+          <w:rFonts w:hint="eastAsia"/>
+        </w:rPr>
+      </w:pPr>
+      <w:r>
+        <w:rPr>
+          <w:rFonts w:hint="eastAsia"/>
+        </w:rPr>
+        <w:t>1、VGG16还有需要修改</w:t>
+      </w:r>
+    </w:p>
+    <w:p>
+      <w:pPr>
+        <w:rPr>
+          <w:rFonts w:hint="eastAsia"/>
+        </w:rPr>
+      </w:pPr>
+      <w:r>
+        <w:rPr>
+          <w:rFonts w:hint="eastAsia"/>
+        </w:rPr>
+        <w:t>2、transfer_time 和 pre_conv、pre_send有重合，但不影响整体时间</w:t>
       </w:r>
     </w:p>
     <w:p>
@@ -429,6 +1580,64 @@
     </w:sectPr>
   </w:body>
 </w:document>
+</file>
+
+<file path=word/endnotes.xml><?xml version="1.0" encoding="utf-8"?>
+<w:endnotes xmlns:wpc="http://schemas.microsoft.com/office/word/2010/wordprocessingCanvas" xmlns:cx="http://schemas.microsoft.com/office/drawing/2014/chartex" xmlns:cx1="http://schemas.microsoft.com/office/drawing/2015/9/8/chartex" xmlns:cx2="http://schemas.microsoft.com/office/drawing/2015/10/21/chartex" xmlns:cx3="http://schemas.microsoft.com/office/drawing/2016/5/9/chartex" xmlns:cx4="http://schemas.microsoft.com/office/drawing/2016/5/10/chartex" xmlns:cx5="http://schemas.microsoft.com/office/drawing/2016/5/11/chartex" xmlns:cx6="http://schemas.microsoft.com/office/drawing/2016/5/12/chartex" xmlns:cx7="http://schemas.microsoft.com/office/drawing/2016/5/13/chartex" xmlns:cx8="http://schemas.microsoft.com/office/drawing/2016/5/14/chartex" xmlns:mc="http://schemas.openxmlformats.org/markup-compatibility/2006" xmlns:aink="http://schemas.microsoft.com/office/drawing/2016/ink" xmlns:am3d="http://schemas.microsoft.com/office/drawing/2017/model3d" xmlns:o="urn:schemas-microsoft-com:office:office" xmlns:oel="http://schemas.microsoft.com/office/2019/extlst" xmlns:r="http://schemas.openxmlformats.org/officeDocument/2006/relationships" xmlns:m="http://schemas.openxmlformats.org/officeDocument/2006/math" xmlns:v="urn:schemas-microsoft-com:vml" xmlns:wp14="http://schemas.microsoft.com/office/word/2010/wordprocessingDrawing" xmlns:wp="http://schemas.openxmlformats.org/drawingml/2006/wordprocessingDrawing" xmlns:w10="urn:schemas-microsoft-com:office:word" xmlns:w="http://schemas.openxmlformats.org/wordprocessingml/2006/main" xmlns:w14="http://schemas.microsoft.com/office/word/2010/wordml" xmlns:w15="http://schemas.microsoft.com/office/word/2012/wordml" xmlns:w16cex="http://schemas.microsoft.com/office/word/2018/wordml/cex" xmlns:w16cid="http://schemas.microsoft.com/office/word/2016/wordml/cid" xmlns:w16="http://schemas.microsoft.com/office/word/2018/wordml" xmlns:w16du="http://schemas.microsoft.com/office/word/2023/wordml/word16du" xmlns:w16sdtdh="http://schemas.microsoft.com/office/word/2020/wordml/sdtdatahash" xmlns:w16sdtfl="http://schemas.microsoft.com/office/word/2024/wordml/sdtformatlock" xmlns:w16se="http://schemas.microsoft.com/office/word/2015/wordml/symex" xmlns:wpg="http://schemas.microsoft.com/office/word/2010/wordprocessingGroup" xmlns:wpi="http://schemas.microsoft.com/office/word/2010/wordprocessingInk" xmlns:wne="http://schemas.microsoft.com/office/word/2006/wordml" xmlns:wps="http://schemas.microsoft.com/office/word/2010/wordprocessingShape" mc:Ignorable="w14 w15 w16se w16cid w16 w16cex w16sdtdh w16sdtfl w16du wp14">
+  <w:endnote w:type="separator" w:id="-1">
+    <w:p>
+      <w:pPr>
+        <w:rPr>
+          <w:rFonts w:hint="eastAsia"/>
+        </w:rPr>
+      </w:pPr>
+      <w:r>
+        <w:separator/>
+      </w:r>
+    </w:p>
+  </w:endnote>
+  <w:endnote w:type="continuationSeparator" w:id="0">
+    <w:p>
+      <w:pPr>
+        <w:rPr>
+          <w:rFonts w:hint="eastAsia"/>
+        </w:rPr>
+      </w:pPr>
+      <w:r>
+        <w:continuationSeparator/>
+      </w:r>
+    </w:p>
+  </w:endnote>
+</w:endnotes>
+</file>
+
+<file path=word/footnotes.xml><?xml version="1.0" encoding="utf-8"?>
+<w:footnotes xmlns:wpc="http://schemas.microsoft.com/office/word/2010/wordprocessingCanvas" xmlns:cx="http://schemas.microsoft.com/office/drawing/2014/chartex" xmlns:cx1="http://schemas.microsoft.com/office/drawing/2015/9/8/chartex" xmlns:cx2="http://schemas.microsoft.com/office/drawing/2015/10/21/chartex" xmlns:cx3="http://schemas.microsoft.com/office/drawing/2016/5/9/chartex" xmlns:cx4="http://schemas.microsoft.com/office/drawing/2016/5/10/chartex" xmlns:cx5="http://schemas.microsoft.com/office/drawing/2016/5/11/chartex" xmlns:cx6="http://schemas.microsoft.com/office/drawing/2016/5/12/chartex" xmlns:cx7="http://schemas.microsoft.com/office/drawing/2016/5/13/chartex" xmlns:cx8="http://schemas.microsoft.com/office/drawing/2016/5/14/chartex" xmlns:mc="http://schemas.openxmlformats.org/markup-compatibility/2006" xmlns:aink="http://schemas.microsoft.com/office/drawing/2016/ink" xmlns:am3d="http://schemas.microsoft.com/office/drawing/2017/model3d" xmlns:o="urn:schemas-microsoft-com:office:office" xmlns:oel="http://schemas.microsoft.com/office/2019/extlst" xmlns:r="http://schemas.openxmlformats.org/officeDocument/2006/relationships" xmlns:m="http://schemas.openxmlformats.org/officeDocument/2006/math" xmlns:v="urn:schemas-microsoft-com:vml" xmlns:wp14="http://schemas.microsoft.com/office/word/2010/wordprocessingDrawing" xmlns:wp="http://schemas.openxmlformats.org/drawingml/2006/wordprocessingDrawing" xmlns:w10="urn:schemas-microsoft-com:office:word" xmlns:w="http://schemas.openxmlformats.org/wordprocessingml/2006/main" xmlns:w14="http://schemas.microsoft.com/office/word/2010/wordml" xmlns:w15="http://schemas.microsoft.com/office/word/2012/wordml" xmlns:w16cex="http://schemas.microsoft.com/office/word/2018/wordml/cex" xmlns:w16cid="http://schemas.microsoft.com/office/word/2016/wordml/cid" xmlns:w16="http://schemas.microsoft.com/office/word/2018/wordml" xmlns:w16du="http://schemas.microsoft.com/office/word/2023/wordml/word16du" xmlns:w16sdtdh="http://schemas.microsoft.com/office/word/2020/wordml/sdtdatahash" xmlns:w16sdtfl="http://schemas.microsoft.com/office/word/2024/wordml/sdtformatlock" xmlns:w16se="http://schemas.microsoft.com/office/word/2015/wordml/symex" xmlns:wpg="http://schemas.microsoft.com/office/word/2010/wordprocessingGroup" xmlns:wpi="http://schemas.microsoft.com/office/word/2010/wordprocessingInk" xmlns:wne="http://schemas.microsoft.com/office/word/2006/wordml" xmlns:wps="http://schemas.microsoft.com/office/word/2010/wordprocessingShape" mc:Ignorable="w14 w15 w16se w16cid w16 w16cex w16sdtdh w16sdtfl w16du wp14">
+  <w:footnote w:type="separator" w:id="-1">
+    <w:p>
+      <w:pPr>
+        <w:rPr>
+          <w:rFonts w:hint="eastAsia"/>
+        </w:rPr>
+      </w:pPr>
+      <w:r>
+        <w:separator/>
+      </w:r>
+    </w:p>
+  </w:footnote>
+  <w:footnote w:type="continuationSeparator" w:id="0">
+    <w:p>
+      <w:pPr>
+        <w:rPr>
+          <w:rFonts w:hint="eastAsia"/>
+        </w:rPr>
+      </w:pPr>
+      <w:r>
+        <w:continuationSeparator/>
+      </w:r>
+    </w:p>
+  </w:footnote>
+</w:footnotes>
 </file>
 
 <file path=word/styles.xml><?xml version="1.0" encoding="utf-8"?>
@@ -826,7 +2035,7 @@
   <w:style w:type="paragraph" w:default="1" w:styleId="a">
     <w:name w:val="Normal"/>
     <w:qFormat/>
-    <w:rsid w:val="007E040E"/>
+    <w:rsid w:val="00AA2609"/>
     <w:pPr>
       <w:widowControl w:val="0"/>
       <w:jc w:val="both"/>
@@ -1351,6 +2560,68 @@
       <w:smallCaps/>
       <w:color w:val="0F4761" w:themeColor="accent1" w:themeShade="BF"/>
       <w:spacing w:val="5"/>
+    </w:rPr>
+  </w:style>
+  <w:style w:type="paragraph" w:styleId="ae">
+    <w:name w:val="header"/>
+    <w:basedOn w:val="a"/>
+    <w:link w:val="af"/>
+    <w:uiPriority w:val="99"/>
+    <w:unhideWhenUsed/>
+    <w:rsid w:val="0049440B"/>
+    <w:pPr>
+      <w:tabs>
+        <w:tab w:val="center" w:pos="4153"/>
+        <w:tab w:val="right" w:pos="8306"/>
+      </w:tabs>
+      <w:snapToGrid w:val="0"/>
+      <w:jc w:val="center"/>
+    </w:pPr>
+    <w:rPr>
+      <w:sz w:val="18"/>
+      <w:szCs w:val="18"/>
+    </w:rPr>
+  </w:style>
+  <w:style w:type="character" w:customStyle="1" w:styleId="af">
+    <w:name w:val="页眉 字符"/>
+    <w:basedOn w:val="a0"/>
+    <w:link w:val="ae"/>
+    <w:uiPriority w:val="99"/>
+    <w:rsid w:val="0049440B"/>
+    <w:rPr>
+      <w:sz w:val="18"/>
+      <w:szCs w:val="18"/>
+    </w:rPr>
+  </w:style>
+  <w:style w:type="paragraph" w:styleId="af0">
+    <w:name w:val="footer"/>
+    <w:basedOn w:val="a"/>
+    <w:link w:val="af1"/>
+    <w:uiPriority w:val="99"/>
+    <w:unhideWhenUsed/>
+    <w:rsid w:val="0049440B"/>
+    <w:pPr>
+      <w:tabs>
+        <w:tab w:val="center" w:pos="4153"/>
+        <w:tab w:val="right" w:pos="8306"/>
+      </w:tabs>
+      <w:snapToGrid w:val="0"/>
+      <w:jc w:val="left"/>
+    </w:pPr>
+    <w:rPr>
+      <w:sz w:val="18"/>
+      <w:szCs w:val="18"/>
+    </w:rPr>
+  </w:style>
+  <w:style w:type="character" w:customStyle="1" w:styleId="af1">
+    <w:name w:val="页脚 字符"/>
+    <w:basedOn w:val="a0"/>
+    <w:link w:val="af0"/>
+    <w:uiPriority w:val="99"/>
+    <w:rsid w:val="0049440B"/>
+    <w:rPr>
+      <w:sz w:val="18"/>
+      <w:szCs w:val="18"/>
     </w:rPr>
   </w:style>
 </w:styles>
